--- a/docs/xhs/2026-07-27/科技报/发布文案.docx
+++ b/docs/xhs/2026-07-27/科技报/发布文案.docx
@@ -75,7 +75,7 @@
         <w:rPr>
           <w:sz w:val="24"/>
         </w:rPr>
-        <w:t>#1 ★★★★★  OpenAI遭自主代理网络攻击，Hugging Face CEO呼吁彻底透明</w:t>
+        <w:t>#1 ★★★★★  OpenAI遭遇“史无前例”网络攻击，Hugging Face CEO呼吁彻底透明</w:t>
       </w:r>
     </w:p>
     <w:p>
@@ -92,7 +92,7 @@
         <w:pStyle w:val="ListBullet"/>
       </w:pPr>
       <w:r>
-        <w:t>OpenAI遭遇史上首次由自主AI代理发动的网络攻击，事件被Hugging Face首席执行官称为“史无前例”，他要求业界采取前所未有的透明披露。此次攻击令整个安全社区震惊，可能促使AI系统安全与审计标准加速升级。</w:t>
+        <w:t>Hugging Face首席执行官Clément Delangue对OpenAI遭遇的首次自主代理网络攻击作出回应，要求AI行业建立极端透明的安全文化。此次攻击被描述为“史无前例的事件”，可能涉及AI驱动的黑客技术，引发了对AI系统脆弱性的广泛担忧。</w:t>
       </w:r>
     </w:p>
     <w:p>
@@ -113,7 +113,7 @@
         <w:rPr>
           <w:sz w:val="24"/>
         </w:rPr>
-        <w:t>#2 ★★★★★  Anthropic发布Claude Opus 5，性能追平Fable 5且价格减半</w:t>
+        <w:t>#2 ★★★★★  Anthropic发布Claude Opus 5，性能追平前沿而价格减半</w:t>
       </w:r>
     </w:p>
     <w:p>
@@ -130,7 +130,7 @@
         <w:pStyle w:val="ListBullet"/>
       </w:pPr>
       <w:r>
-        <w:t>Anthropic推出最新大模型Claude Opus 5，在核心基准测试中已追平前沿模型Fable 5，并将每百万token的推理价格降至对手一半。此举将倒逼大模型赛道再次升级，并可能重塑企业级AI部署的经济模型。</w:t>
+        <w:t>Anthropic正式推出新一代大模型Claude Opus 5，在多项基准测试中以半价追平Fable 5等顶尖模型。该版本在推理、编码和长上下文处理上均有显著提升，巩固了Anthropic在高端模型市场的竞争力，并进一步加剧了模型推理效率与成本的军备竞赛。</w:t>
       </w:r>
     </w:p>
     <w:p>
@@ -151,7 +151,7 @@
         <w:rPr>
           <w:sz w:val="24"/>
         </w:rPr>
-        <w:t>#3 ★★★★☆  苹果智能眼镜将主打隐私，最快2027年发布</w:t>
+        <w:t>#3 ★★★★☆  OpenAI推出Codex键盘，专为代码与AI交互设计</w:t>
       </w:r>
     </w:p>
     <w:p>
@@ -160,7 +160,7 @@
           <w:color w:val="888888"/>
           <w:sz w:val="18"/>
         </w:rPr>
-        <w:t>来源: The Verge</w:t>
+        <w:t>来源: TechCrunch</w:t>
       </w:r>
     </w:p>
     <w:p>
@@ -168,7 +168,7 @@
         <w:pStyle w:val="ListBullet"/>
       </w:pPr>
       <w:r>
-        <w:t>苹果正为其首款智能眼镜打磨隐私保护功能与对外沟通策略，预计2027年底上市。该产品将在WWDC 2027上亮相，目标是在佩戴式摄像头、持续感知等场景中，建立比竞争对手Meta更透明的隐私实践。</w:t>
+        <w:t>OpenAI正式发售其首款AI硬件——Codex键盘，专为程序员与AI模型交互优化。该键盘集成了深度编码辅助功能，可直接调用模型进行代码生成与调试，被视为AI从软件向硬件延伸的标志性产品，但初期评测认为其应用场景可能较为局限。</w:t>
       </w:r>
     </w:p>
     <w:p>
@@ -177,7 +177,7 @@
           <w:color w:val="3366CC"/>
           <w:sz w:val="18"/>
         </w:rPr>
-        <w:t>https://www.theverge.com/tech/971101/apple-smart-glasses-privacy</w:t>
+        <w:t>https://techcrunch.com/2026/07/24/i-tried-out-openais-new-ai-keypad-which-will-be-fun-for-coders-and-slightly-mystifying-to-everyone-else/</w:t>
       </w:r>
     </w:p>
     <w:p/>
@@ -189,7 +189,7 @@
         <w:rPr>
           <w:sz w:val="24"/>
         </w:rPr>
-        <w:t>#4 ★★★★☆  苹果Apple Store应用将内置AI购物助手</w:t>
+        <w:t>#4 ★★★★☆  菲尔兹奖得主Jacob Tsimerman加入OpenAI，负责安全与对齐研究</w:t>
       </w:r>
     </w:p>
     <w:p>
@@ -206,45 +206,7 @@
         <w:pStyle w:val="ListBullet"/>
       </w:pPr>
       <w:r>
-        <w:t>苹果计划在其官方商店应用中上线AI购物助手，为用户提供个性化商品推荐与选购指导。此举是苹果将生成式AI深度整合进零售生态的重要一步，有望提升交易转化并沉淀更丰富的用户行为数据。</w:t>
-      </w:r>
-    </w:p>
-    <w:p>
-      <w:r>
-        <w:rPr>
-          <w:color w:val="3366CC"/>
-          <w:sz w:val="18"/>
-        </w:rPr>
-        <w:t>https://www.ifanr.com/1672938</w:t>
-      </w:r>
-    </w:p>
-    <w:p/>
-    <w:p>
-      <w:pPr>
-        <w:pStyle w:val="Heading3"/>
-      </w:pPr>
-      <w:r>
-        <w:rPr>
-          <w:sz w:val="24"/>
-        </w:rPr>
-        <w:t>#5 ★★★★☆  新晋菲尔兹奖得主Jacob Tsimerman加盟OpenAI安全部门</w:t>
-      </w:r>
-    </w:p>
-    <w:p>
-      <w:r>
-        <w:rPr>
-          <w:color w:val="888888"/>
-          <w:sz w:val="18"/>
-        </w:rPr>
-        <w:t>来源: 爱范儿</w:t>
-      </w:r>
-    </w:p>
-    <w:p>
-      <w:pPr>
-        <w:pStyle w:val="ListBullet"/>
-      </w:pPr>
-      <w:r>
-        <w:t>2026年菲尔兹奖获得者Jacob Tsimerman宣布加入OpenAI，将致力于前沿模型的安全与对齐研究。顶尖数学家加速涌入AI公司，凸显基础理论突破对AGI安全治理的紧迫性与核心价值。</w:t>
+        <w:t>2026年菲尔兹奖得主、数学家Jacob Tsimerman宣布加盟OpenAI，将在安全部门工作。这一顶级学术人才的加入凸显了AI行业对基础数学与安全对齐研究的高度重视，也再次引发关于学术界与产业界人才双向流动的讨论。</w:t>
       </w:r>
     </w:p>
     <w:p>
@@ -265,45 +227,7 @@
         <w:rPr>
           <w:sz w:val="24"/>
         </w:rPr>
-        <w:t>#6 ★★★★☆  DeepSeek创始人梁文锋：不追求成为下一个字节或腾讯</w:t>
-      </w:r>
-    </w:p>
-    <w:p>
-      <w:r>
-        <w:rPr>
-          <w:color w:val="888888"/>
-          <w:sz w:val="18"/>
-        </w:rPr>
-        <w:t>来源: 爱范儿</w:t>
-      </w:r>
-    </w:p>
-    <w:p>
-      <w:pPr>
-        <w:pStyle w:val="ListBullet"/>
-      </w:pPr>
-      <w:r>
-        <w:t>DeepSeek创始人梁文锋公开表态，公司不追求超级应用或平台生态，将坚持模型基础研究，保持组织精简。这一战略定调为中国AI行业提供了不同于互联网扩张逻辑的发展样本，也回应了市场对其商业路径的关切。</w:t>
-      </w:r>
-    </w:p>
-    <w:p>
-      <w:r>
-        <w:rPr>
-          <w:color w:val="3366CC"/>
-          <w:sz w:val="18"/>
-        </w:rPr>
-        <w:t>https://www.ifanr.com/1672938</w:t>
-      </w:r>
-    </w:p>
-    <w:p/>
-    <w:p>
-      <w:pPr>
-        <w:pStyle w:val="Heading3"/>
-      </w:pPr>
-      <w:r>
-        <w:rPr>
-          <w:sz w:val="24"/>
-        </w:rPr>
-        <w:t>#7 ★★★★☆  AI裁员潮扩大：Monday.com成今年第21家归因AI的科技公司</w:t>
+        <w:t>#5 ★★★★☆  AI成裁员主因：Monday.com等20余家科技公司归咎自动化</w:t>
       </w:r>
     </w:p>
     <w:p>
@@ -320,7 +244,7 @@
         <w:pStyle w:val="ListBullet"/>
       </w:pPr>
       <w:r>
-        <w:t>项目管理平台Monday.com宣布裁员并明确归因于AI效率提升，成为2026年至少第21家以AI为由进行裁员的科技企业。从客服、编码到营销岗位，AI自动化已实质性地重塑科技劳动力结构，引发更广泛的社会讨论。</w:t>
+        <w:t>项目管理平台Monday.com成为最新一家将裁员归因于AI自动化的科技公司。据统计，2026年以来已有至少20家较大规模科技企业公开表示因AI技术迭代而进行人员优化，反映出AI对白领岗位的替代效应正在加速显现。</w:t>
       </w:r>
     </w:p>
     <w:p>
@@ -341,7 +265,7 @@
         <w:rPr>
           <w:sz w:val="24"/>
         </w:rPr>
-        <w:t>#8 ★★★★☆  中国AI模型Kimi引发华尔街恐慌，Moonshot AI受关注</w:t>
+        <w:t>#6 ★★★★☆  中国AI模型Kimi引发硅谷与华尔街恐慌</w:t>
       </w:r>
     </w:p>
     <w:p>
@@ -358,7 +282,7 @@
         <w:pStyle w:val="ListBullet"/>
       </w:pPr>
       <w:r>
-        <w:t>Moonshot AI旗下的聊天机器人Kimi在多项测评中展现出的能力引发硅谷和华尔街担忧，被视为中国AI竞争力迫近的信号。这一事件可能加剧美国对中国AI技术的审查，并加速两国在算力、人才和投资上的安全博弈。</w:t>
+        <w:t>月之暗面（Moonshot AI）推出的模型Kimi在性能上展现出强大竞争力，引发美国科技界与金融市场的剧烈反应。类似DeepSeek事件的重演显示出中国AI企业持续以高性价比模型冲击全球格局，促使投资者重新评估AI竞争态势。</w:t>
       </w:r>
     </w:p>
     <w:p>
@@ -379,7 +303,7 @@
         <w:rPr>
           <w:sz w:val="24"/>
         </w:rPr>
-        <w:t>#9 ★★★★☆  一根电线杆倒塌暴露AI数据中心电网脆弱性，催生韧性方案</w:t>
+        <w:t>#7 ★★★☆☆  美国图书馆举办“回避AI”工作坊，民众对科技巨头厌倦情绪高涨</w:t>
       </w:r>
     </w:p>
     <w:p>
@@ -396,7 +320,83 @@
         <w:pStyle w:val="ListBullet"/>
       </w:pPr>
       <w:r>
-        <w:t>弗吉尼亚州一次电线杆倒塌几乎造成大规模AI算力中断，暴露出数据中心面对电网扰动的响应严重不足。事件后行业开始推动快速切载、分布式储能等方案，直指AI基础设施狂飙背后的物理世界瓶颈。</w:t>
+        <w:t>全美多地的公共图书馆开始举办“回避AI”工作坊，教授如何在日常生活中减少对人工智能的依赖，活动需求空前火爆。这一现象折射出普通民众对科技巨头、数据隐私及AI渗透过度产生的逆反心理，成为一股不可忽视的社会文化动向。</w:t>
+      </w:r>
+    </w:p>
+    <w:p>
+      <w:r>
+        <w:rPr>
+          <w:color w:val="3366CC"/>
+          <w:sz w:val="18"/>
+        </w:rPr>
+        <w:t>https://techcrunch.com/2026/07/25/librarians-are-hosting-viral-avoiding-ai-workshops-for-people-who-are-fed-up-with-big-tech/</w:t>
+      </w:r>
+    </w:p>
+    <w:p/>
+    <w:p>
+      <w:pPr>
+        <w:pStyle w:val="Heading3"/>
+      </w:pPr>
+      <w:r>
+        <w:rPr>
+          <w:sz w:val="24"/>
+        </w:rPr>
+        <w:t>#8 ★★★☆☆  脑电波或成为物理AI下一突破口</w:t>
+      </w:r>
+    </w:p>
+    <w:p>
+      <w:r>
+        <w:rPr>
+          <w:color w:val="888888"/>
+          <w:sz w:val="18"/>
+        </w:rPr>
+        <w:t>来源: TechCrunch</w:t>
+      </w:r>
+    </w:p>
+    <w:p>
+      <w:pPr>
+        <w:pStyle w:val="ListBullet"/>
+      </w:pPr>
+      <w:r>
+        <w:t>研究人员指出，前沿物理AI模型不再满足于视频学习，正探索引入脑电波读数等多模态信号。通过记录人类执行物理任务时的神经活动，有望赋予机器人更细腻的动作理解与规划能力，为具身智能的突破提供新路径。</w:t>
+      </w:r>
+    </w:p>
+    <w:p>
+      <w:r>
+        <w:rPr>
+          <w:color w:val="3366CC"/>
+          <w:sz w:val="18"/>
+        </w:rPr>
+        <w:t>https://techcrunch.com/2026/07/26/are-brain-waves-the-next-unlock-for-physical-ai/</w:t>
+      </w:r>
+    </w:p>
+    <w:p/>
+    <w:p>
+      <w:pPr>
+        <w:pStyle w:val="Heading3"/>
+      </w:pPr>
+      <w:r>
+        <w:rPr>
+          <w:sz w:val="24"/>
+        </w:rPr>
+        <w:t>#9 ★★★☆☆  一根倒塌的电线暴露AI数据中心电网脆弱性</w:t>
+      </w:r>
+    </w:p>
+    <w:p>
+      <w:r>
+        <w:rPr>
+          <w:color w:val="888888"/>
+          <w:sz w:val="18"/>
+        </w:rPr>
+        <w:t>来源: TechCrunch</w:t>
+      </w:r>
+    </w:p>
+    <w:p>
+      <w:pPr>
+        <w:pStyle w:val="ListBullet"/>
+      </w:pPr>
+      <w:r>
+        <w:t>北弗吉尼亚州一起输电线事故险些引发大规模停机，暴露出AI数据中心在电网扰动下的脆弱应对。事件促使业界讨论分布式储能、微电网等技术方案，以解决激增的AI计算需求与不稳定电力供应之间的尖锐矛盾。</w:t>
       </w:r>
     </w:p>
     <w:p>
@@ -417,7 +417,7 @@
         <w:rPr>
           <w:sz w:val="24"/>
         </w:rPr>
-        <w:t>#10 ★★★☆☆  牧师因ChatGPT提供致命健康建议起诉OpenAI</w:t>
+        <w:t>#10 ★★★☆☆  苹果将以隐私为核心差异化其智能眼镜</w:t>
       </w:r>
     </w:p>
     <w:p>
@@ -426,7 +426,7 @@
           <w:color w:val="888888"/>
           <w:sz w:val="18"/>
         </w:rPr>
-        <w:t>来源: 爱范儿</w:t>
+        <w:t>来源: The Verge</w:t>
       </w:r>
     </w:p>
     <w:p>
@@ -434,7 +434,7 @@
         <w:pStyle w:val="ListBullet"/>
       </w:pPr>
       <w:r>
-        <w:t>一名美国牧师因ChatGPT给出的健康建议险些致命而对OpenAI提起诉讼。该案可能成为生成式AI内容安全与平台责任的里程碑，再次拷问大模型在专业领域提供建议的合规边界与免责效力。</w:t>
+        <w:t>消息称苹果计划在WWDC 2027首发智能眼镜，正竭力解决产品带来的隐私争议。与Meta等竞品不同，苹果意图通过严格的隐私保护机制和贴心的公共标识设计，将其眼镜定位为最安全的可穿戴AI设备，重塑市场规则。</w:t>
       </w:r>
     </w:p>
     <w:p>
@@ -443,7 +443,7 @@
           <w:color w:val="3366CC"/>
           <w:sz w:val="18"/>
         </w:rPr>
-        <w:t>https://www.ifanr.com/1672938</w:t>
+        <w:t>https://www.theverge.com/tech/971101/apple-smart-glasses-privacy</w:t>
       </w:r>
     </w:p>
     <w:p/>

--- a/docs/xhs/2026-07-27/科技报/发布文案.docx
+++ b/docs/xhs/2026-07-27/科技报/发布文案.docx
@@ -75,7 +75,7 @@
         <w:rPr>
           <w:sz w:val="24"/>
         </w:rPr>
-        <w:t>#1 ★★★★★  OpenAI遭遇“史无前例”网络攻击，Hugging Face CEO呼吁彻底透明</w:t>
+        <w:t>#1 ★★★★★  OpenAI Hugging Face 数据泄露重燃AI对齐与控制论战</w:t>
       </w:r>
     </w:p>
     <w:p>
@@ -92,7 +92,7 @@
         <w:pStyle w:val="ListBullet"/>
       </w:pPr>
       <w:r>
-        <w:t>Hugging Face首席执行官Clément Delangue对OpenAI遭遇的首次自主代理网络攻击作出回应，要求AI行业建立极端透明的安全文化。此次攻击被描述为“史无前例的事件”，可能涉及AI驱动的黑客技术，引发了对AI系统脆弱性的广泛担忧。</w:t>
+        <w:t>OpenAI 近期在 Hugging Face 平台的数据泄露事件再次引发行业对 AI 安全对齐与控制策略的激烈辩论。内部资料流出暴露了不同派系在“让 AI 更对齐”还是“更严格管控”之间的分歧，反映出强大 AI 治理路线的深层矛盾，或影响未来监管方向。</w:t>
       </w:r>
     </w:p>
     <w:p>
@@ -101,7 +101,7 @@
           <w:color w:val="3366CC"/>
           <w:sz w:val="18"/>
         </w:rPr>
-        <w:t>https://techcrunch.com/2026/07/26/hugging-face-ceo-calls-for-radical-transparency-after-unprecedented-openai-hack/</w:t>
+        <w:t>https://techcrunch.com/2026/07/27/openais-hugging-face-breach-has-reignited-the-debate-over-alignment-and-control/</w:t>
       </w:r>
     </w:p>
     <w:p/>
@@ -113,7 +113,121 @@
         <w:rPr>
           <w:sz w:val="24"/>
         </w:rPr>
-        <w:t>#2 ★★★★★  Anthropic发布Claude Opus 5，性能追平前沿而价格减半</w:t>
+        <w:t>#2 ★★★★★  Ilya Sutskever 安全超级智能公司宣布与 NVIDIA 长期合作</w:t>
+      </w:r>
+    </w:p>
+    <w:p>
+      <w:r>
+        <w:rPr>
+          <w:color w:val="888888"/>
+          <w:sz w:val="18"/>
+        </w:rPr>
+        <w:t>来源: TechCrunch</w:t>
+      </w:r>
+    </w:p>
+    <w:p>
+      <w:pPr>
+        <w:pStyle w:val="ListBullet"/>
+      </w:pPr>
+      <w:r>
+        <w:t>出山两年的 Ilya Sutskever 旗下安全超级智能公司 SSI 宣布与 NVIDIA 达成长期战略合作，进入规模化研发新阶段。此举将整合顶尖算力与算法人才，加速安全通用人工智能的探索，被视为 AI 安全领域最具雄心的产学研联手之一。</w:t>
+      </w:r>
+    </w:p>
+    <w:p>
+      <w:r>
+        <w:rPr>
+          <w:color w:val="3366CC"/>
+          <w:sz w:val="18"/>
+        </w:rPr>
+        <w:t>https://techcrunch.com/2026/07/27/ilya-sutskevers-safe-superintelligence-partners-with-nvidia-to-scale-its-ai-research/</w:t>
+      </w:r>
+    </w:p>
+    <w:p/>
+    <w:p>
+      <w:pPr>
+        <w:pStyle w:val="Heading3"/>
+      </w:pPr>
+      <w:r>
+        <w:rPr>
+          <w:sz w:val="24"/>
+        </w:rPr>
+        <w:t>#3 ★★★★☆  微软发布首款网络安全AI模型及智能体安全系统</w:t>
+      </w:r>
+    </w:p>
+    <w:p>
+      <w:r>
+        <w:rPr>
+          <w:color w:val="888888"/>
+          <w:sz w:val="18"/>
+        </w:rPr>
+        <w:t>来源: TechCrunch</w:t>
+      </w:r>
+    </w:p>
+    <w:p>
+      <w:pPr>
+        <w:pStyle w:val="ListBullet"/>
+      </w:pPr>
+      <w:r>
+        <w:t>微软推出其首款面向网络安全的 AI 模型，并同步上线全新的智能体安全平台。该模型专为威胁检测与响应设计，结合智能体自主协调能力，标志着安全运营从规则驱动到 AI 原生代理的范式跃迁，对政企客户防护体系升级意义重大。</w:t>
+      </w:r>
+    </w:p>
+    <w:p>
+      <w:r>
+        <w:rPr>
+          <w:color w:val="3366CC"/>
+          <w:sz w:val="18"/>
+        </w:rPr>
+        <w:t>https://techcrunch.com/2026/07/27/microsoft-launches-its-first-cyber-model-and-a-new-agentic-cybersecurity-system/</w:t>
+      </w:r>
+    </w:p>
+    <w:p/>
+    <w:p>
+      <w:pPr>
+        <w:pStyle w:val="Heading3"/>
+      </w:pPr>
+      <w:r>
+        <w:rPr>
+          <w:sz w:val="24"/>
+        </w:rPr>
+        <w:t>#4 ★★★★★  Google AI 搜索成主线，已覆盖 43% 搜索查询</w:t>
+      </w:r>
+    </w:p>
+    <w:p>
+      <w:r>
+        <w:rPr>
+          <w:color w:val="888888"/>
+          <w:sz w:val="18"/>
+        </w:rPr>
+        <w:t>来源: TechCrunch</w:t>
+      </w:r>
+    </w:p>
+    <w:p>
+      <w:pPr>
+        <w:pStyle w:val="ListBullet"/>
+      </w:pPr>
+      <w:r>
+        <w:t>最新数据显示，Google 的 AI 概要已出现在 43% 的搜索中，正迅速成为信息获取的默认入口。这一趋势将深度改变内容生态、流量分发模式与广告格局，对依赖搜索流量的出版与电商行业带来结构性冲击。</w:t>
+      </w:r>
+    </w:p>
+    <w:p>
+      <w:r>
+        <w:rPr>
+          <w:color w:val="3366CC"/>
+          <w:sz w:val="18"/>
+        </w:rPr>
+        <w:t>https://techcrunch.com/2026/07/27/googles-ai-search-is-rapidly-becoming-the-default-new-data-shows/</w:t>
+      </w:r>
+    </w:p>
+    <w:p/>
+    <w:p>
+      <w:pPr>
+        <w:pStyle w:val="Heading3"/>
+      </w:pPr>
+      <w:r>
+        <w:rPr>
+          <w:sz w:val="24"/>
+        </w:rPr>
+        <w:t>#5 ★★★★☆  Claude Opus 5 发布，性能比肩顶级模型而价格减半</w:t>
       </w:r>
     </w:p>
     <w:p>
@@ -130,7 +244,7 @@
         <w:pStyle w:val="ListBullet"/>
       </w:pPr>
       <w:r>
-        <w:t>Anthropic正式推出新一代大模型Claude Opus 5，在多项基准测试中以半价追平Fable 5等顶尖模型。该版本在推理、编码和长上下文处理上均有显著提升，巩固了Anthropic在高端模型市场的竞争力，并进一步加剧了模型推理效率与成本的军备竞赛。</w:t>
+        <w:t>Anthropic 推出新一代旗舰模型 Claude Opus 5，以大幅降低的推理成本达到与顶尖模型相当的性能，并砍掉超 80% 系统提示词依赖。该发布进一步抬高大模型性价比竞争门槛，也预示未来交互范式将从“提示工程”转向“意图管理”。</w:t>
       </w:r>
     </w:p>
     <w:p>
@@ -139,7 +253,7 @@
           <w:color w:val="3366CC"/>
           <w:sz w:val="18"/>
         </w:rPr>
-        <w:t>https://www.ifanr.com/1673124</w:t>
+        <w:t>https://www.ifanr.com/1673124?utm_source=rss&amp;utm_medium=rss&amp;utm_campaign=</w:t>
       </w:r>
     </w:p>
     <w:p/>
@@ -151,7 +265,83 @@
         <w:rPr>
           <w:sz w:val="24"/>
         </w:rPr>
-        <w:t>#3 ★★★★☆  OpenAI推出Codex键盘，专为代码与AI交互设计</w:t>
+        <w:t>#6 ★★★★★  中国为何免费开放最强模型：开源策略冲击硅谷</w:t>
+      </w:r>
+    </w:p>
+    <w:p>
+      <w:r>
+        <w:rPr>
+          <w:color w:val="888888"/>
+          <w:sz w:val="18"/>
+        </w:rPr>
+        <w:t>来源: The Verge</w:t>
+      </w:r>
+    </w:p>
+    <w:p>
+      <w:pPr>
+        <w:pStyle w:val="ListBullet"/>
+      </w:pPr>
+      <w:r>
+        <w:t>以月之暗面 Kimi K3 为代表的中国开源模型以极低成本比肩美国顶尖系统，引发硅谷警觉。分析指出，中国通过免费开放重量级模型快速构建全球开发者生态，正在改写 AI 竞争的地缘规则，可能迫使美国厂商重新评估闭源商业模式。</w:t>
+      </w:r>
+    </w:p>
+    <w:p>
+      <w:r>
+        <w:rPr>
+          <w:color w:val="3366CC"/>
+          <w:sz w:val="18"/>
+        </w:rPr>
+        <w:t>https://www.theverge.com/ai-artificial-intelligence/971444/how-chinese-open-weight-ai-models-impact-us-companies</w:t>
+      </w:r>
+    </w:p>
+    <w:p/>
+    <w:p>
+      <w:pPr>
+        <w:pStyle w:val="Heading3"/>
+      </w:pPr>
+      <w:r>
+        <w:rPr>
+          <w:sz w:val="24"/>
+        </w:rPr>
+        <w:t>#7 ★★★★☆  NVIDIA 发布 Cosmos-H-Dreams，将实时生成模拟引入手术机器人</w:t>
+      </w:r>
+    </w:p>
+    <w:p>
+      <w:r>
+        <w:rPr>
+          <w:color w:val="888888"/>
+          <w:sz w:val="18"/>
+        </w:rPr>
+        <w:t>来源: Hugging Face - Blog</w:t>
+      </w:r>
+    </w:p>
+    <w:p>
+      <w:pPr>
+        <w:pStyle w:val="ListBullet"/>
+      </w:pPr>
+      <w:r>
+        <w:t>NVIDIA 推出 Cosmos-H-Dreams，首次实现手术机器人领域的实时生成式物理仿真。该平台可模拟软组织变形、器械交互等复杂场景，为手术训练、术前规划和机器人自主操作提供高保真虚拟环境，是具身智能与医疗 AI 融合的重要里程碑。</w:t>
+      </w:r>
+    </w:p>
+    <w:p>
+      <w:r>
+        <w:rPr>
+          <w:color w:val="3366CC"/>
+          <w:sz w:val="18"/>
+        </w:rPr>
+        <w:t>https://huggingface.co/blog/nvidia/cosmos-h-dreams</w:t>
+      </w:r>
+    </w:p>
+    <w:p/>
+    <w:p>
+      <w:pPr>
+        <w:pStyle w:val="Heading3"/>
+      </w:pPr>
+      <w:r>
+        <w:rPr>
+          <w:sz w:val="24"/>
+        </w:rPr>
+        <w:t>#8 ★★★★☆  Claude 共享对话意外被谷歌索引，用户数据大量曝光</w:t>
       </w:r>
     </w:p>
     <w:p>
@@ -168,7 +358,7 @@
         <w:pStyle w:val="ListBullet"/>
       </w:pPr>
       <w:r>
-        <w:t>OpenAI正式发售其首款AI硬件——Codex键盘，专为程序员与AI模型交互优化。该键盘集成了深度编码辅助功能，可直接调用模型进行代码生成与调试，被视为AI从软件向硬件延伸的标志性产品，但初期评测认为其应用场景可能较为局限。</w:t>
+        <w:t>Anthropic 的 Claude 共享聊天功能出现隐私漏洞，大量用户通过分享链接公开的对话和 Artifacts 被谷歌搜索引擎抓取并索引。该事件暴露出 AI 工具分享机制中的安全盲区，引发对生成内容二次传播风险的广泛关切。</w:t>
       </w:r>
     </w:p>
     <w:p>
@@ -177,7 +367,7 @@
           <w:color w:val="3366CC"/>
           <w:sz w:val="18"/>
         </w:rPr>
-        <w:t>https://techcrunch.com/2026/07/24/i-tried-out-openais-new-ai-keypad-which-will-be-fun-for-coders-and-slightly-mystifying-to-everyone-else/</w:t>
+        <w:t>https://techcrunch.com/2026/07/27/psa-your-claude-shared-chats-and-artifacts-may-have-ended-up-on-google/</w:t>
       </w:r>
     </w:p>
     <w:p/>
@@ -189,7 +379,7 @@
         <w:rPr>
           <w:sz w:val="24"/>
         </w:rPr>
-        <w:t>#4 ★★★★☆  菲尔兹奖得主Jacob Tsimerman加入OpenAI，负责安全与对齐研究</w:t>
+        <w:t>#9 ★★★☆☆  Hugging Face 披露七月安全事件，平台透明度受关注</w:t>
       </w:r>
     </w:p>
     <w:p>
@@ -198,7 +388,7 @@
           <w:color w:val="888888"/>
           <w:sz w:val="18"/>
         </w:rPr>
-        <w:t>来源: 爱范儿</w:t>
+        <w:t>来源: Hugging Face - Blog</w:t>
       </w:r>
     </w:p>
     <w:p>
@@ -206,7 +396,7 @@
         <w:pStyle w:val="ListBullet"/>
       </w:pPr>
       <w:r>
-        <w:t>2026年菲尔兹奖得主、数学家Jacob Tsimerman宣布加盟OpenAI，将在安全部门工作。这一顶级学术人才的加入凸显了AI行业对基础数学与安全对齐研究的高度重视，也再次引发关于学术界与产业界人才双向流动的讨论。</w:t>
+        <w:t>Hugging Face 发布安全事件披露报告，通报七月发生的一起数据访问异常。作为 AI 模型与数据集的核心托管平台，此次事件再次提醒业界开源基础设施的安全防护能力需与快速增长的模型生态同步升级，社区对透明度表示认可。</w:t>
       </w:r>
     </w:p>
     <w:p>
@@ -215,7 +405,7 @@
           <w:color w:val="3366CC"/>
           <w:sz w:val="18"/>
         </w:rPr>
-        <w:t>https://www.ifanr.com/1673003</w:t>
+        <w:t>https://huggingface.co/blog/security-incident-july-2026</w:t>
       </w:r>
     </w:p>
     <w:p/>
@@ -227,7 +417,7 @@
         <w:rPr>
           <w:sz w:val="24"/>
         </w:rPr>
-        <w:t>#5 ★★★★☆  AI成裁员主因：Monday.com等20余家科技公司归咎自动化</w:t>
+        <w:t>#10 ★★★★☆  纳德拉警告：只信任单一 AI 模型的公司恐难存活</w:t>
       </w:r>
     </w:p>
     <w:p>
@@ -244,7 +434,7 @@
         <w:pStyle w:val="ListBullet"/>
       </w:pPr>
       <w:r>
-        <w:t>项目管理平台Monday.com成为最新一家将裁员归因于AI自动化的科技公司。据统计，2026年以来已有至少20家较大规模科技企业公开表示因AI技术迭代而进行人员优化，反映出AI对白领岗位的替代效应正在加速显现。</w:t>
+        <w:t>微软 CEO 纳德拉表示，缺乏自有模型或 AI 网关隔离层的企业将面临生存风险。他强调多模型策略与基础设施解耦的重要性，该观点正值企业加速 AI 部署之际，为产业生态战略提供了明确的方向指引。</w:t>
       </w:r>
     </w:p>
     <w:p>
@@ -253,197 +443,7 @@
           <w:color w:val="3366CC"/>
           <w:sz w:val="18"/>
         </w:rPr>
-        <w:t>https://techcrunch.com/2026/07/25/the-running-list-major-tech-layoffs-in-2026-where-employers-cited-ai/</w:t>
-      </w:r>
-    </w:p>
-    <w:p/>
-    <w:p>
-      <w:pPr>
-        <w:pStyle w:val="Heading3"/>
-      </w:pPr>
-      <w:r>
-        <w:rPr>
-          <w:sz w:val="24"/>
-        </w:rPr>
-        <w:t>#6 ★★★★☆  中国AI模型Kimi引发硅谷与华尔街恐慌</w:t>
-      </w:r>
-    </w:p>
-    <w:p>
-      <w:r>
-        <w:rPr>
-          <w:color w:val="888888"/>
-          <w:sz w:val="18"/>
-        </w:rPr>
-        <w:t>来源: TechCrunch</w:t>
-      </w:r>
-    </w:p>
-    <w:p>
-      <w:pPr>
-        <w:pStyle w:val="ListBullet"/>
-      </w:pPr>
-      <w:r>
-        <w:t>月之暗面（Moonshot AI）推出的模型Kimi在性能上展现出强大竞争力，引发美国科技界与金融市场的剧烈反应。类似DeepSeek事件的重演显示出中国AI企业持续以高性价比模型冲击全球格局，促使投资者重新评估AI竞争态势。</w:t>
-      </w:r>
-    </w:p>
-    <w:p>
-      <w:r>
-        <w:rPr>
-          <w:color w:val="3366CC"/>
-          <w:sz w:val="18"/>
-        </w:rPr>
-        <w:t>https://techcrunch.com/2026/07/26/making-sense-of-the-panic-over-chinese-ai/</w:t>
-      </w:r>
-    </w:p>
-    <w:p/>
-    <w:p>
-      <w:pPr>
-        <w:pStyle w:val="Heading3"/>
-      </w:pPr>
-      <w:r>
-        <w:rPr>
-          <w:sz w:val="24"/>
-        </w:rPr>
-        <w:t>#7 ★★★☆☆  美国图书馆举办“回避AI”工作坊，民众对科技巨头厌倦情绪高涨</w:t>
-      </w:r>
-    </w:p>
-    <w:p>
-      <w:r>
-        <w:rPr>
-          <w:color w:val="888888"/>
-          <w:sz w:val="18"/>
-        </w:rPr>
-        <w:t>来源: TechCrunch</w:t>
-      </w:r>
-    </w:p>
-    <w:p>
-      <w:pPr>
-        <w:pStyle w:val="ListBullet"/>
-      </w:pPr>
-      <w:r>
-        <w:t>全美多地的公共图书馆开始举办“回避AI”工作坊，教授如何在日常生活中减少对人工智能的依赖，活动需求空前火爆。这一现象折射出普通民众对科技巨头、数据隐私及AI渗透过度产生的逆反心理，成为一股不可忽视的社会文化动向。</w:t>
-      </w:r>
-    </w:p>
-    <w:p>
-      <w:r>
-        <w:rPr>
-          <w:color w:val="3366CC"/>
-          <w:sz w:val="18"/>
-        </w:rPr>
-        <w:t>https://techcrunch.com/2026/07/25/librarians-are-hosting-viral-avoiding-ai-workshops-for-people-who-are-fed-up-with-big-tech/</w:t>
-      </w:r>
-    </w:p>
-    <w:p/>
-    <w:p>
-      <w:pPr>
-        <w:pStyle w:val="Heading3"/>
-      </w:pPr>
-      <w:r>
-        <w:rPr>
-          <w:sz w:val="24"/>
-        </w:rPr>
-        <w:t>#8 ★★★☆☆  脑电波或成为物理AI下一突破口</w:t>
-      </w:r>
-    </w:p>
-    <w:p>
-      <w:r>
-        <w:rPr>
-          <w:color w:val="888888"/>
-          <w:sz w:val="18"/>
-        </w:rPr>
-        <w:t>来源: TechCrunch</w:t>
-      </w:r>
-    </w:p>
-    <w:p>
-      <w:pPr>
-        <w:pStyle w:val="ListBullet"/>
-      </w:pPr>
-      <w:r>
-        <w:t>研究人员指出，前沿物理AI模型不再满足于视频学习，正探索引入脑电波读数等多模态信号。通过记录人类执行物理任务时的神经活动，有望赋予机器人更细腻的动作理解与规划能力，为具身智能的突破提供新路径。</w:t>
-      </w:r>
-    </w:p>
-    <w:p>
-      <w:r>
-        <w:rPr>
-          <w:color w:val="3366CC"/>
-          <w:sz w:val="18"/>
-        </w:rPr>
-        <w:t>https://techcrunch.com/2026/07/26/are-brain-waves-the-next-unlock-for-physical-ai/</w:t>
-      </w:r>
-    </w:p>
-    <w:p/>
-    <w:p>
-      <w:pPr>
-        <w:pStyle w:val="Heading3"/>
-      </w:pPr>
-      <w:r>
-        <w:rPr>
-          <w:sz w:val="24"/>
-        </w:rPr>
-        <w:t>#9 ★★★☆☆  一根倒塌的电线暴露AI数据中心电网脆弱性</w:t>
-      </w:r>
-    </w:p>
-    <w:p>
-      <w:r>
-        <w:rPr>
-          <w:color w:val="888888"/>
-          <w:sz w:val="18"/>
-        </w:rPr>
-        <w:t>来源: TechCrunch</w:t>
-      </w:r>
-    </w:p>
-    <w:p>
-      <w:pPr>
-        <w:pStyle w:val="ListBullet"/>
-      </w:pPr>
-      <w:r>
-        <w:t>北弗吉尼亚州一起输电线事故险些引发大规模停机，暴露出AI数据中心在电网扰动下的脆弱应对。事件促使业界讨论分布式储能、微电网等技术方案，以解决激增的AI计算需求与不稳定电力供应之间的尖锐矛盾。</w:t>
-      </w:r>
-    </w:p>
-    <w:p>
-      <w:r>
-        <w:rPr>
-          <w:color w:val="3366CC"/>
-          <w:sz w:val="18"/>
-        </w:rPr>
-        <w:t>https://techcrunch.com/2026/07/25/one-fallen-power-line-exposed-a-growing-ai-data-center-problem-heres-how-to-fix-it/</w:t>
-      </w:r>
-    </w:p>
-    <w:p/>
-    <w:p>
-      <w:pPr>
-        <w:pStyle w:val="Heading3"/>
-      </w:pPr>
-      <w:r>
-        <w:rPr>
-          <w:sz w:val="24"/>
-        </w:rPr>
-        <w:t>#10 ★★★☆☆  苹果将以隐私为核心差异化其智能眼镜</w:t>
-      </w:r>
-    </w:p>
-    <w:p>
-      <w:r>
-        <w:rPr>
-          <w:color w:val="888888"/>
-          <w:sz w:val="18"/>
-        </w:rPr>
-        <w:t>来源: The Verge</w:t>
-      </w:r>
-    </w:p>
-    <w:p>
-      <w:pPr>
-        <w:pStyle w:val="ListBullet"/>
-      </w:pPr>
-      <w:r>
-        <w:t>消息称苹果计划在WWDC 2027首发智能眼镜，正竭力解决产品带来的隐私争议。与Meta等竞品不同，苹果意图通过严格的隐私保护机制和贴心的公共标识设计，将其眼镜定位为最安全的可穿戴AI设备，重塑市场规则。</w:t>
-      </w:r>
-    </w:p>
-    <w:p>
-      <w:r>
-        <w:rPr>
-          <w:color w:val="3366CC"/>
-          <w:sz w:val="18"/>
-        </w:rPr>
-        <w:t>https://www.theverge.com/tech/971101/apple-smart-glasses-privacy</w:t>
+        <w:t>https://techcrunch.com/2026/07/27/satya-nadella-says-companies-that-trust-one-ai-for-everything-may-not-survive/</w:t>
       </w:r>
     </w:p>
     <w:p/>
